--- a/2026-09-07 — Kaf-Hei Elul, Rosh HaShanah on Shabbos, and the Piyutim Machloikes.docx
+++ b/2026-09-07 — Kaf-Hei Elul, Rosh HaShanah on Shabbos, and the Piyutim Machloikes.docx
@@ -28,11 +28,12 @@
       </w:pPr>
       <w:r>
         <w:rPr>
+          <w:rFonts w:ascii="David" w:hAnsi="David"/>
           <w:b/>
           <w:color w:val="1E3A8A"/>
           <w:sz w:val="36"/>
         </w:rPr>
-        <w:t>Kaf-Hei Elul, Rosh HaShanah on Shabbos, and the Piyutim Machloikes</w:t>
+        <w:t>Kaf-Hei Elul (כ"ה אלול), Rosh HaShanah (ראש השנה) on Shabbos (שבת), and the Piyutim (פיוטים) Machloikes (מחלוקת)</w:t>
       </w:r>
     </w:p>
     <w:p>
@@ -170,11 +171,18 @@
       </w:r>
       <w:r>
         <w:rPr>
+          <w:i/>
+          <w:color w:val="3B3B3B"/>
+        </w:rPr>
+        <w:t xml:space="preserve"> (the Danube ma'aseh (</w:t>
+      </w:r>
+      <w:r>
+        <w:rPr>
           <w:rFonts w:ascii="David" w:hAnsi="David"/>
           <w:i/>
           <w:color w:val="3B3B3B"/>
         </w:rPr>
-        <w:t xml:space="preserve"> (the Danube ma'aseh); the halachic complexities of ראש השנה שחל בשבת (fasting past חצות, drinking coffee before davening — Minchas Elazar's ruling); crying (Shulchan Aruch, Arizal, Reishis Chochma's tear-on-the-forehead); sleeping (Arizal, Vilna Gaon, Mishna Berura); the שבע-fold recitation of </w:t>
+        <w:t>מעשה</w:t>
       </w:r>
       <w:r>
         <w:rPr>
@@ -182,7 +190,7 @@
           <w:i/>
           <w:color w:val="3B3B3B"/>
         </w:rPr>
-        <w:t>למנצח לבני קרח</w:t>
+        <w:t>)); the halachic complexities of ראש השנה שחל בשבת (fasting past חצות, drinking coffee before davening — Minchas Elazar (</w:t>
       </w:r>
       <w:r>
         <w:rPr>
@@ -190,7 +198,137 @@
           <w:i/>
           <w:color w:val="3B3B3B"/>
         </w:rPr>
-        <w:t xml:space="preserve"> before שופר and the absolute הפסק prohibition once the ברכות begin; הַתָּרַת נדרים; the priority of core תפילה over פיוטים; and — the shiur's climax — the great Geonic-and-Rishonic battle over the פיוטים, with רב האי גאון, רב סעדיה גאון, and the ר"אש (via the Tur) pushing to strip them out, and the Maharil defending them. Closes with the mystery of אלעזר הקליר.</w:t>
+        <w:t>מנחת אלעזר</w:t>
+      </w:r>
+      <w:r>
+        <w:rPr>
+          <w:i/>
+          <w:color w:val="3B3B3B"/>
+        </w:rPr>
+        <w:t>)'s ruling); crying (Shulchan Aruch (</w:t>
+      </w:r>
+      <w:r>
+        <w:rPr>
+          <w:rFonts w:ascii="David" w:hAnsi="David"/>
+          <w:i/>
+          <w:color w:val="3B3B3B"/>
+        </w:rPr>
+        <w:t>שולחן ערוך</w:t>
+      </w:r>
+      <w:r>
+        <w:rPr>
+          <w:i/>
+          <w:color w:val="3B3B3B"/>
+        </w:rPr>
+        <w:t>), Arizal (</w:t>
+      </w:r>
+      <w:r>
+        <w:rPr>
+          <w:rFonts w:ascii="David" w:hAnsi="David"/>
+          <w:i/>
+          <w:color w:val="3B3B3B"/>
+        </w:rPr>
+        <w:t>אריז"ל</w:t>
+      </w:r>
+      <w:r>
+        <w:rPr>
+          <w:i/>
+          <w:color w:val="3B3B3B"/>
+        </w:rPr>
+        <w:t>), Reishis Chochma (</w:t>
+      </w:r>
+      <w:r>
+        <w:rPr>
+          <w:rFonts w:ascii="David" w:hAnsi="David"/>
+          <w:i/>
+          <w:color w:val="3B3B3B"/>
+        </w:rPr>
+        <w:t>ראשית חכמה</w:t>
+      </w:r>
+      <w:r>
+        <w:rPr>
+          <w:i/>
+          <w:color w:val="3B3B3B"/>
+        </w:rPr>
+        <w:t>)'s tear-on-the-forehead); sleeping (Arizal, Vilna Gaon (</w:t>
+      </w:r>
+      <w:r>
+        <w:rPr>
+          <w:rFonts w:ascii="David" w:hAnsi="David"/>
+          <w:i/>
+          <w:color w:val="3B3B3B"/>
+        </w:rPr>
+        <w:t>הגר"א</w:t>
+      </w:r>
+      <w:r>
+        <w:rPr>
+          <w:i/>
+          <w:color w:val="3B3B3B"/>
+        </w:rPr>
+        <w:t>), Mishna Berura (</w:t>
+      </w:r>
+      <w:r>
+        <w:rPr>
+          <w:rFonts w:ascii="David" w:hAnsi="David"/>
+          <w:i/>
+          <w:color w:val="3B3B3B"/>
+        </w:rPr>
+        <w:t>משנה ברורה</w:t>
+      </w:r>
+      <w:r>
+        <w:rPr>
+          <w:rFonts w:ascii="David" w:hAnsi="David"/>
+          <w:i/>
+          <w:color w:val="3B3B3B"/>
+        </w:rPr>
+        <w:t xml:space="preserve">)); the שבע-fold recitation of </w:t>
+      </w:r>
+      <w:r>
+        <w:rPr>
+          <w:rFonts w:ascii="David" w:hAnsi="David"/>
+          <w:i/>
+          <w:color w:val="3B3B3B"/>
+        </w:rPr>
+        <w:t>למנצח לבני קרח</w:t>
+      </w:r>
+      <w:r>
+        <w:rPr>
+          <w:rFonts w:ascii="David" w:hAnsi="David"/>
+          <w:i/>
+          <w:color w:val="3B3B3B"/>
+        </w:rPr>
+        <w:t xml:space="preserve"> before שופר and the absolute הפסק prohibition once the ברכות begin; הַתָּרַת נדרים; the priority of core תפילה over פיוטים; and — the shiur's climax — the great Geonic-and-Rishonic battle over the פיוטים, with רב האי גאון, רב סעדיה גאון, and the ר"אש (via the Tur (</w:t>
+      </w:r>
+      <w:r>
+        <w:rPr>
+          <w:rFonts w:ascii="David" w:hAnsi="David"/>
+          <w:i/>
+          <w:color w:val="3B3B3B"/>
+        </w:rPr>
+        <w:t>טור</w:t>
+      </w:r>
+      <w:r>
+        <w:rPr>
+          <w:i/>
+          <w:color w:val="3B3B3B"/>
+        </w:rPr>
+        <w:t>)) pushing to strip them out, and the Maharil (</w:t>
+      </w:r>
+      <w:r>
+        <w:rPr>
+          <w:rFonts w:ascii="David" w:hAnsi="David"/>
+          <w:i/>
+          <w:color w:val="3B3B3B"/>
+        </w:rPr>
+        <w:t>מהרי"ל</w:t>
+      </w:r>
+      <w:r>
+        <w:rPr>
+          <w:rFonts w:ascii="David" w:hAnsi="David"/>
+          <w:i/>
+          <w:color w:val="3B3B3B"/>
+        </w:rPr>
+        <w:t>) defending them. Closes with the mystery of אלעזר הקליר.</w:t>
         <w:br/>
       </w:r>
     </w:p>
@@ -256,7 +394,20 @@
         <w:rPr>
           <w:b/>
         </w:rPr>
-        <w:t>Rebbi Eliezer</w:t>
+        <w:t>Rebbi Eliezer (</w:t>
+      </w:r>
+      <w:r>
+        <w:rPr>
+          <w:rFonts w:ascii="David" w:hAnsi="David"/>
+          <w:b/>
+        </w:rPr>
+        <w:t>רבי אליעזר</w:t>
+      </w:r>
+      <w:r>
+        <w:rPr>
+          <w:b/>
+        </w:rPr>
+        <w:t>)</w:t>
       </w:r>
       <w:r>
         <w:t>,</w:t>
@@ -279,10 +430,28 @@
         <w:t>בְּרֵאשִׁית בָּרָא אֱלֹקִים</w:t>
       </w:r>
       <w:r>
+        <w:t>. Rashi (</w:t>
+      </w:r>
+      <w:r>
         <w:rPr>
           <w:rFonts w:ascii="David" w:hAnsi="David"/>
         </w:rPr>
-        <w:t xml:space="preserve">. Rashi on the very first pasuk emphasizes that the entire בריאה was </w:t>
+        <w:t>רש"י</w:t>
+      </w:r>
+      <w:r>
+        <w:t>) on the very first pasuk (</w:t>
+      </w:r>
+      <w:r>
+        <w:rPr>
+          <w:rFonts w:ascii="David" w:hAnsi="David"/>
+        </w:rPr>
+        <w:t>פסוק</w:t>
+      </w:r>
+      <w:r>
+        <w:rPr>
+          <w:rFonts w:ascii="David" w:hAnsi="David"/>
+        </w:rPr>
+        <w:t xml:space="preserve">) emphasizes that the entire בריאה was </w:t>
       </w:r>
       <w:r>
         <w:rPr>
@@ -559,11 +728,20 @@
         <w:ind w:left="288"/>
       </w:pPr>
       <w:r>
+        <w:br/>
+        <w:t xml:space="preserve">    Two categories of mesirus nefesh (</w:t>
+      </w:r>
+      <w:r>
         <w:rPr>
           <w:rFonts w:ascii="David" w:hAnsi="David"/>
         </w:rPr>
-        <w:br/>
-        <w:t xml:space="preserve">    Two categories of mesirus nefesh, two lines in אבינו מלכנו. The Rav suggests saying these two lines with that image in mind — especially in this generation, when the emotional distance to that mesirus nefesh is still not so great.</w:t>
+        <w:t>מסירת נפש</w:t>
+      </w:r>
+      <w:r>
+        <w:rPr>
+          <w:rFonts w:ascii="David" w:hAnsi="David"/>
+        </w:rPr>
+        <w:t>), two lines in אבינו מלכנו. The Rav suggests saying these two lines with that image in mind — especially in this generation, when the emotional distance to that mesirus nefesh is still not so great.</w:t>
         <w:br/>
         <w:t xml:space="preserve">  </w:t>
       </w:r>
@@ -635,7 +813,19 @@
         <w:rPr>
           <w:rFonts w:ascii="David" w:hAnsi="David"/>
         </w:rPr>
-        <w:t xml:space="preserve"> On a normal Shabbos this is easy — קידוש and the סעודה happen well before חצות. On ראש השנה, when the davening runs long (piyutim, chazaras hashatz with the entire מוסף sequence of מלכיות/זכרונות/שופרות, כהן ברכת), a Yid can easily still be in shul at חצות with nothing in his stomach.</w:t>
+        <w:t xml:space="preserve"> On a normal Shabbos this is easy — קידוש and the סעודה happen well before חצות. On ראש השנה, when the davening runs long (piyutim, chazaras hashatz (</w:t>
+      </w:r>
+      <w:r>
+        <w:rPr>
+          <w:rFonts w:ascii="David" w:hAnsi="David"/>
+        </w:rPr>
+        <w:t>חזרת הש"ץ</w:t>
+      </w:r>
+      <w:r>
+        <w:rPr>
+          <w:rFonts w:ascii="David" w:hAnsi="David"/>
+        </w:rPr>
+        <w:t>) with the entire מוסף sequence of מלכיות/זכרונות/שופרות, כהן ברכת), a Yid can easily still be in shul at חצות with nothing in his stomach.</w:t>
         <w:br/>
       </w:r>
     </w:p>
@@ -681,7 +871,20 @@
         <w:rPr>
           <w:b/>
         </w:rPr>
-        <w:t>Practical psak, per the Rav:</w:t>
+        <w:t>Practical psak (</w:t>
+      </w:r>
+      <w:r>
+        <w:rPr>
+          <w:rFonts w:ascii="David" w:hAnsi="David"/>
+          <w:b/>
+        </w:rPr>
+        <w:t>פסק</w:t>
+      </w:r>
+      <w:r>
+        <w:rPr>
+          <w:b/>
+        </w:rPr>
+        <w:t>), per the Rav:</w:t>
       </w:r>
       <w:r>
         <w:rPr>
@@ -746,7 +949,28 @@
         <w:rPr>
           <w:rFonts w:ascii="David" w:hAnsi="David"/>
         </w:rPr>
-        <w:t xml:space="preserve"> The חשש of fasting past חצות on שבת is real; the chumrah of not drinking before davening is not worth incurring an actual issur חמור to preserve.</w:t>
+        <w:t xml:space="preserve"> The חשש of fasting past חצות on שבת is real; the chumrah (</w:t>
+      </w:r>
+      <w:r>
+        <w:rPr>
+          <w:rFonts w:ascii="David" w:hAnsi="David"/>
+        </w:rPr>
+        <w:t>חומרא</w:t>
+      </w:r>
+      <w:r>
+        <w:t>) of not drinking before davening is not worth incurring an actual issur (</w:t>
+      </w:r>
+      <w:r>
+        <w:rPr>
+          <w:rFonts w:ascii="David" w:hAnsi="David"/>
+        </w:rPr>
+        <w:t>איסור</w:t>
+      </w:r>
+      <w:r>
+        <w:rPr>
+          <w:rFonts w:ascii="David" w:hAnsi="David"/>
+        </w:rPr>
+        <w:t>) חמור to preserve.</w:t>
         <w:br/>
         <w:t xml:space="preserve">  </w:t>
       </w:r>
@@ -825,7 +1049,16 @@
         <w:t>not</w:t>
       </w:r>
       <w:r>
-        <w:t xml:space="preserve"> the avodas hayom — the day is one of </w:t>
+        <w:t xml:space="preserve"> the avodas hayom (</w:t>
+      </w:r>
+      <w:r>
+        <w:rPr>
+          <w:rFonts w:ascii="David" w:hAnsi="David"/>
+        </w:rPr>
+        <w:t>עבודת היום</w:t>
+      </w:r>
+      <w:r>
+        <w:t xml:space="preserve">) — the day is one of </w:t>
       </w:r>
       <w:r>
         <w:rPr>
@@ -1069,7 +1302,19 @@
         <w:rPr>
           <w:rFonts w:ascii="David" w:hAnsi="David"/>
         </w:rPr>
-        <w:t xml:space="preserve"> No talking. No continuing שביעי of לַמְנַצֵּחַ if the ba'al tokea has started the ברכות. No הפסק. Hearing שופר is a מצוה דאורייתא; anything that could constitute a הפסק between the ברכה and the fulfillment is prohibited.</w:t>
+        <w:t xml:space="preserve"> No talking. No continuing שביעי of לַמְנַצֵּחַ if the ba'al tokea (</w:t>
+      </w:r>
+      <w:r>
+        <w:rPr>
+          <w:rFonts w:ascii="David" w:hAnsi="David"/>
+        </w:rPr>
+        <w:t>בעל תוקע</w:t>
+      </w:r>
+      <w:r>
+        <w:rPr>
+          <w:rFonts w:ascii="David" w:hAnsi="David"/>
+        </w:rPr>
+        <w:t>) has started the ברכות. No הפסק. Hearing שופר is a מצוה דאורייתא; anything that could constitute a הפסק between the ברכה and the fulfillment is prohibited.</w:t>
       </w:r>
       <w:r>
         <w:rPr>
@@ -1092,7 +1337,20 @@
         <w:rPr>
           <w:i/>
         </w:rPr>
-        <w:t>stop mid-mizmor.</w:t>
+        <w:t>stop mid-mizmor (</w:t>
+      </w:r>
+      <w:r>
+        <w:rPr>
+          <w:rFonts w:ascii="David" w:hAnsi="David"/>
+          <w:i/>
+        </w:rPr>
+        <w:t>מזמור</w:t>
+      </w:r>
+      <w:r>
+        <w:rPr>
+          <w:i/>
+        </w:rPr>
+        <w:t>).</w:t>
       </w:r>
       <w:r>
         <w:rPr>
@@ -1256,11 +1514,29 @@
     </w:p>
     <w:p>
       <w:r>
+        <w:br/>
+        <w:t xml:space="preserve">  Now the shiur's centerpiece: a great Geonic (</w:t>
+      </w:r>
+      <w:r>
         <w:rPr>
           <w:rFonts w:ascii="David" w:hAnsi="David"/>
         </w:rPr>
-        <w:br/>
-        <w:t xml:space="preserve">  Now the shiur's centerpiece: a great Geonic-and-Rishonic war over whether פיוטים should be said at all in the middle of the תפילה.</w:t>
+        <w:t>גאונים</w:t>
+      </w:r>
+      <w:r>
+        <w:t>)-and-Rishonic (</w:t>
+      </w:r>
+      <w:r>
+        <w:rPr>
+          <w:rFonts w:ascii="David" w:hAnsi="David"/>
+        </w:rPr>
+        <w:t>ראשונים</w:t>
+      </w:r>
+      <w:r>
+        <w:rPr>
+          <w:rFonts w:ascii="David" w:hAnsi="David"/>
+        </w:rPr>
+        <w:t>) war over whether פיוטים should be said at all in the middle of the תפילה.</w:t>
         <w:br/>
       </w:r>
     </w:p>
@@ -1281,7 +1557,19 @@
           <w:rFonts w:ascii="David" w:hAnsi="David"/>
         </w:rPr>
         <w:br/>
-        <w:t xml:space="preserve">  In the אמצע-רשי-ראשונים era, particularly during periods of persecution in ארץ ישראל (Byzantine, then early Muslim gezeiros), Yidden were forbidden by decree from davening the standard תפילה. Piyutim were composed as </w:t>
+        <w:t xml:space="preserve">  In the אמצע-רשי-ראשונים era, particularly during periods of persecution in ארץ ישראל (Byzantine, then early Muslim gezeiros (</w:t>
+      </w:r>
+      <w:r>
+        <w:rPr>
+          <w:rFonts w:ascii="David" w:hAnsi="David"/>
+        </w:rPr>
+        <w:t>גזירות</w:t>
+      </w:r>
+      <w:r>
+        <w:rPr>
+          <w:rFonts w:ascii="David" w:hAnsi="David"/>
+        </w:rPr>
+        <w:t xml:space="preserve">)), Yidden were forbidden by decree from davening the standard תפילה. Piyutim were composed as </w:t>
       </w:r>
       <w:r>
         <w:rPr>
@@ -1304,7 +1592,25 @@
         <w:t>[20]</w:t>
       </w:r>
       <w:r>
-        <w:t xml:space="preserve"> A Yid could recite the piyut publicly, be understood by his neighbor, and evade the enforcement mechanism that was targeting the standard nusach.</w:t>
+        <w:t xml:space="preserve"> A Yid could recite the piyut (</w:t>
+      </w:r>
+      <w:r>
+        <w:rPr>
+          <w:rFonts w:ascii="David" w:hAnsi="David"/>
+        </w:rPr>
+        <w:t>פיוט</w:t>
+      </w:r>
+      <w:r>
+        <w:t>) publicly, be understood by his neighbor, and evade the enforcement mechanism that was targeting the standard nusach (</w:t>
+      </w:r>
+      <w:r>
+        <w:rPr>
+          <w:rFonts w:ascii="David" w:hAnsi="David"/>
+        </w:rPr>
+        <w:t>נוסח</w:t>
+      </w:r>
+      <w:r>
+        <w:t>).</w:t>
         <w:br/>
       </w:r>
     </w:p>
@@ -1324,7 +1630,16 @@
           <w:rFonts w:ascii="David" w:hAnsi="David"/>
         </w:rPr>
         <w:br/>
-        <w:t xml:space="preserve">  Once the gezeiros lifted and normal תפילה was restored, the great Geonim pushed back hard against continuing the piyutim inside the tefilah:</w:t>
+        <w:t xml:space="preserve">  Once the gezeiros lifted and normal תפילה was restored, the great Geonim (</w:t>
+      </w:r>
+      <w:r>
+        <w:rPr>
+          <w:rFonts w:ascii="David" w:hAnsi="David"/>
+        </w:rPr>
+        <w:t>גאונים</w:t>
+      </w:r>
+      <w:r>
+        <w:t>) pushed back hard against continuing the piyutim inside the tefilah:</w:t>
         <w:br/>
       </w:r>
     </w:p>
@@ -1381,11 +1696,20 @@
     </w:p>
     <w:p>
       <w:r>
+        <w:br/>
+        <w:t xml:space="preserve">  The greatest paytan (</w:t>
+      </w:r>
+      <w:r>
         <w:rPr>
           <w:rFonts w:ascii="David" w:hAnsi="David"/>
         </w:rPr>
-        <w:br/>
-        <w:t xml:space="preserve">  The greatest paytan — the composer of the bulk of the אשכנז מחזור piyutim — is </w:t>
+        <w:t>פייטן</w:t>
+      </w:r>
+      <w:r>
+        <w:rPr>
+          <w:rFonts w:ascii="David" w:hAnsi="David"/>
+        </w:rPr>
+        <w:t xml:space="preserve">) — the composer of the bulk of the אשכנז מחזור piyutim — is </w:t>
       </w:r>
       <w:r>
         <w:rPr>
@@ -1398,7 +1722,16 @@
         <w:rPr>
           <w:rFonts w:ascii="David" w:hAnsi="David"/>
         </w:rPr>
-        <w:t xml:space="preserve"> (or הקָלִיר). His identity and era are contested. Some traditions place him in the era of the תַנָּאִים and identify him with a specific known figure (some say רבי אלעזר בר' שמעון, some say רבי אלעזר בר' יוסי הגלילי). Others place him in the 6th-7th century in ארץ ישראל, closer to the גזירות era that birthed the piyut form. Colorful legends surround him — some traditions describe a bee stinging his tongue giving him the koach to compose,</w:t>
+        <w:t xml:space="preserve"> (or הקָלִיר). His identity and era are contested. Some traditions place him in the era of the תַנָּאִים and identify him with a specific known figure (some say רבי אלעזר בר' שמעון, some say רבי אלעזר בר' יוסי הגלילי). Others place him in the 6th-7th century in ארץ ישראל, closer to the גזירות era that birthed the piyut form. Colorful legends surround him — some traditions describe a bee stinging his tongue giving him the koach (</w:t>
+      </w:r>
+      <w:r>
+        <w:rPr>
+          <w:rFonts w:ascii="David" w:hAnsi="David"/>
+        </w:rPr>
+        <w:t>כוח</w:t>
+      </w:r>
+      <w:r>
+        <w:t>) to compose,</w:t>
       </w:r>
       <w:r>
         <w:rPr>
@@ -1485,50 +1818,18 @@
       </w:r>
       <w:r>
         <w:rPr>
+          <w:b/>
+          <w:color w:val="1E3A8A"/>
+        </w:rPr>
+        <w:t>Rebbi Eliezer (</w:t>
+      </w:r>
+      <w:r>
+        <w:rPr>
           <w:rFonts w:ascii="David" w:hAnsi="David"/>
           <w:b/>
           <w:color w:val="1E3A8A"/>
         </w:rPr>
-        <w:t>Rebbi Eliezer — the world was created on כ"ה אלול / א' תשרי is יום הששי.</w:t>
-      </w:r>
-      <w:r>
-        <w:t xml:space="preserve"> </w:t>
-      </w:r>
-      <w:r>
-        <w:rPr>
-          <w:rFonts w:ascii="David" w:hAnsi="David"/>
-        </w:rPr>
-        <w:t xml:space="preserve"> The machloikes of Rebbi Eliezer and Rebbi Yehoshua on whether the world was created in תשרי or ניסן appears in </w:t>
-      </w:r>
-      <w:r>
-        <w:rPr>
-          <w:rFonts w:ascii="David" w:hAnsi="David"/>
-        </w:rPr>
-        <w:t>ראש השנה י"א ע"א</w:t>
-      </w:r>
-      <w:r>
-        <w:t xml:space="preserve">. Rebbi Eliezer's shita is that </w:t>
-      </w:r>
-      <w:r>
-        <w:rPr>
-          <w:rFonts w:ascii="David" w:hAnsi="David"/>
-        </w:rPr>
-        <w:t>בתשרי נברא העולם</w:t>
-      </w:r>
-      <w:r>
-        <w:rPr>
-          <w:rFonts w:ascii="David" w:hAnsi="David"/>
-        </w:rPr>
-        <w:t>; the calculation working backward from אדם הראשון being created on ר"ה (יום הששי of ma'aseh bereishis) places the first day of בריאה on כ"ה אלול.</w:t>
-      </w:r>
-    </w:p>
-    <w:p>
-      <w:r>
-        <w:rPr>
-          <w:b/>
-          <w:color w:val="1E3A8A"/>
-        </w:rPr>
-        <w:t xml:space="preserve">2. </w:t>
+        <w:t>רבי אליעזר</w:t>
       </w:r>
       <w:r>
         <w:rPr>
@@ -1536,31 +1837,67 @@
           <w:b/>
           <w:color w:val="1E3A8A"/>
         </w:rPr>
-        <w:t>רש"י ריש בראשית — בשביל ישראל שנקראו ראשית.</w:t>
+        <w:t>) — the world was created on כ"ה אלול / א' תשרי is יום הששי.</w:t>
       </w:r>
       <w:r>
         <w:t xml:space="preserve"> </w:t>
       </w:r>
       <w:r>
-        <w:t xml:space="preserve"> Rashi's opening on </w:t>
+        <w:t xml:space="preserve"> The machloikes (</w:t>
       </w:r>
       <w:r>
         <w:rPr>
           <w:rFonts w:ascii="David" w:hAnsi="David"/>
         </w:rPr>
-        <w:t>בְּרֵאשִׁית בָּרָא</w:t>
-      </w:r>
-      <w:r>
-        <w:t xml:space="preserve"> cites the midrash: the world was created </w:t>
+        <w:t>מחלוקת</w:t>
+      </w:r>
+      <w:r>
+        <w:t>) of Rebbi Eliezer and Rebbi Yehoshua (</w:t>
       </w:r>
       <w:r>
         <w:rPr>
           <w:rFonts w:ascii="David" w:hAnsi="David"/>
         </w:rPr>
-        <w:t>בשביל התורה שנקראת ראשית ובשביל ישראל שנקראו ראשית</w:t>
-      </w:r>
-      <w:r>
-        <w:t>. Sourced from Bereishis Rabbah 1:4 and Vayikra Rabbah 36:4.</w:t>
+        <w:t>רבי יהושע</w:t>
+      </w:r>
+      <w:r>
+        <w:rPr>
+          <w:rFonts w:ascii="David" w:hAnsi="David"/>
+        </w:rPr>
+        <w:t xml:space="preserve">) on whether the world was created in תשרי or ניסן appears in </w:t>
+      </w:r>
+      <w:r>
+        <w:rPr>
+          <w:rFonts w:ascii="David" w:hAnsi="David"/>
+        </w:rPr>
+        <w:t>ראש השנה י"א ע"א</w:t>
+      </w:r>
+      <w:r>
+        <w:t xml:space="preserve">. Rebbi Eliezer's shita is that </w:t>
+      </w:r>
+      <w:r>
+        <w:rPr>
+          <w:rFonts w:ascii="David" w:hAnsi="David"/>
+        </w:rPr>
+        <w:t>בתשרי נברא העולם</w:t>
+      </w:r>
+      <w:r>
+        <w:rPr>
+          <w:rFonts w:ascii="David" w:hAnsi="David"/>
+        </w:rPr>
+        <w:t>; the calculation working backward from אדם הראשון being created on ר"ה (יום הששי of ma'aseh bereishis (</w:t>
+      </w:r>
+      <w:r>
+        <w:rPr>
+          <w:rFonts w:ascii="David" w:hAnsi="David"/>
+        </w:rPr>
+        <w:t>מעשה בראשית</w:t>
+      </w:r>
+      <w:r>
+        <w:rPr>
+          <w:rFonts w:ascii="David" w:hAnsi="David"/>
+        </w:rPr>
+        <w:t>)) places the first day of בריאה on כ"ה אלול.</w:t>
       </w:r>
     </w:p>
     <w:p>
@@ -1569,7 +1906,7 @@
           <w:b/>
           <w:color w:val="1E3A8A"/>
         </w:rPr>
-        <w:t xml:space="preserve">3. </w:t>
+        <w:t xml:space="preserve">2. </w:t>
       </w:r>
       <w:r>
         <w:rPr>
@@ -1577,25 +1914,58 @@
           <w:b/>
           <w:color w:val="1E3A8A"/>
         </w:rPr>
-        <w:t>Nechemiah completed the wall on כ"ה אלול.</w:t>
+        <w:t>רש"י ריש בראשית — בשביל ישראל שנקראו ראשית.</w:t>
       </w:r>
       <w:r>
         <w:t xml:space="preserve"> </w:t>
       </w:r>
       <w:r>
-        <w:t xml:space="preserve"> </w:t>
+        <w:t xml:space="preserve"> Rashi's opening on </w:t>
       </w:r>
       <w:r>
         <w:rPr>
           <w:rFonts w:ascii="David" w:hAnsi="David"/>
         </w:rPr>
-        <w:t>נחמיה ו':ט"ו</w:t>
+        <w:t>בְּרֵאשִׁית בָּרָא</w:t>
+      </w:r>
+      <w:r>
+        <w:t xml:space="preserve"> cites the midrash (</w:t>
       </w:r>
       <w:r>
         <w:rPr>
           <w:rFonts w:ascii="David" w:hAnsi="David"/>
         </w:rPr>
-        <w:t>: "וַתִּשְׁלַם הַחוֹמָה בְּעֶשְׂרִים וַחֲמִשָּׁה לֶאֱלוּל לַחֲמִשִּׁים וּשְׁנַיִם יוֹם." The 52 days of Nechemiah's rebuilding culminated exactly on כ"ה אלול.</w:t>
+        <w:t>מדרש</w:t>
+      </w:r>
+      <w:r>
+        <w:t xml:space="preserve">): the world was created </w:t>
+      </w:r>
+      <w:r>
+        <w:rPr>
+          <w:rFonts w:ascii="David" w:hAnsi="David"/>
+        </w:rPr>
+        <w:t>בשביל התורה שנקראת ראשית ובשביל ישראל שנקראו ראשית</w:t>
+      </w:r>
+      <w:r>
+        <w:t>. Sourced from Bereishis Rabbah (</w:t>
+      </w:r>
+      <w:r>
+        <w:rPr>
+          <w:rFonts w:ascii="David" w:hAnsi="David"/>
+        </w:rPr>
+        <w:t>בראשית רבה</w:t>
+      </w:r>
+      <w:r>
+        <w:t>) 1:4 and Vayikra Rabbah (</w:t>
+      </w:r>
+      <w:r>
+        <w:rPr>
+          <w:rFonts w:ascii="David" w:hAnsi="David"/>
+        </w:rPr>
+        <w:t>ויקרא רבה</w:t>
+      </w:r>
+      <w:r>
+        <w:t>) 36:4.</w:t>
       </w:r>
     </w:p>
     <w:p>
@@ -1604,7 +1974,14 @@
           <w:b/>
           <w:color w:val="1E3A8A"/>
         </w:rPr>
-        <w:t xml:space="preserve">4. </w:t>
+        <w:t xml:space="preserve">3. </w:t>
+      </w:r>
+      <w:r>
+        <w:rPr>
+          <w:b/>
+          <w:color w:val="1E3A8A"/>
+        </w:rPr>
+        <w:t>Nechemiah (</w:t>
       </w:r>
       <w:r>
         <w:rPr>
@@ -1612,7 +1989,65 @@
           <w:b/>
           <w:color w:val="1E3A8A"/>
         </w:rPr>
-        <w:t>Zohar (סוף בלק) — מלך רומי falls on כ"ה אלול, גאולה begins.</w:t>
+        <w:t>נחמיה</w:t>
+      </w:r>
+      <w:r>
+        <w:rPr>
+          <w:rFonts w:ascii="David" w:hAnsi="David"/>
+          <w:b/>
+          <w:color w:val="1E3A8A"/>
+        </w:rPr>
+        <w:t>) completed the wall on כ"ה אלול.</w:t>
+      </w:r>
+      <w:r>
+        <w:t xml:space="preserve"> </w:t>
+      </w:r>
+      <w:r>
+        <w:t xml:space="preserve"> </w:t>
+      </w:r>
+      <w:r>
+        <w:rPr>
+          <w:rFonts w:ascii="David" w:hAnsi="David"/>
+        </w:rPr>
+        <w:t>נחמיה ו':ט"ו</w:t>
+      </w:r>
+      <w:r>
+        <w:rPr>
+          <w:rFonts w:ascii="David" w:hAnsi="David"/>
+        </w:rPr>
+        <w:t>: "וַתִּשְׁלַם הַחוֹמָה בְּעֶשְׂרִים וַחֲמִשָּׁה לֶאֱלוּל לַחֲמִשִּׁים וּשְׁנַיִם יוֹם." The 52 days of Nechemiah's rebuilding culminated exactly on כ"ה אלול.</w:t>
+      </w:r>
+    </w:p>
+    <w:p>
+      <w:r>
+        <w:rPr>
+          <w:b/>
+          <w:color w:val="1E3A8A"/>
+        </w:rPr>
+        <w:t xml:space="preserve">4. </w:t>
+      </w:r>
+      <w:r>
+        <w:rPr>
+          <w:b/>
+          <w:color w:val="1E3A8A"/>
+        </w:rPr>
+        <w:t>Zohar (</w:t>
+      </w:r>
+      <w:r>
+        <w:rPr>
+          <w:rFonts w:ascii="David" w:hAnsi="David"/>
+          <w:b/>
+          <w:color w:val="1E3A8A"/>
+        </w:rPr>
+        <w:t>זוהר</w:t>
+      </w:r>
+      <w:r>
+        <w:rPr>
+          <w:rFonts w:ascii="David" w:hAnsi="David"/>
+          <w:b/>
+          <w:color w:val="1E3A8A"/>
+        </w:rPr>
+        <w:t>) (סוף בלק) — מלך רומי falls on כ"ה אלול, גאולה begins.</w:t>
       </w:r>
       <w:r>
         <w:t xml:space="preserve"> </w:t>
@@ -1676,25 +2111,7 @@
           <w:b/>
           <w:color w:val="1E3A8A"/>
         </w:rPr>
-        <w:t>רבי עקיבא יסדו — gematria of אבינו מלכנו חטאנו לפניך.</w:t>
-      </w:r>
-      <w:r>
-        <w:t xml:space="preserve"> </w:t>
-      </w:r>
-      <w:r>
-        <w:rPr>
-          <w:rFonts w:ascii="David" w:hAnsi="David"/>
-        </w:rPr>
-        <w:t xml:space="preserve"> Origin: תענית כ"ה ע"ב (see yesterday's shiur, 2026-09-06, fn21-22). The gematria attribution is cited by ראשונים as a signature pattern.</w:t>
-      </w:r>
-    </w:p>
-    <w:p>
-      <w:r>
-        <w:rPr>
-          <w:b/>
-          <w:color w:val="1E3A8A"/>
-        </w:rPr>
-        <w:t xml:space="preserve">6. </w:t>
+        <w:t>רבי עקיבא יסדו — gematria (</w:t>
       </w:r>
       <w:r>
         <w:rPr>
@@ -1702,34 +2119,7 @@
           <w:b/>
           <w:color w:val="1E3A8A"/>
         </w:rPr>
-        <w:t>Fasting on Shabbos past חצות — a חמורה prohibition.</w:t>
-      </w:r>
-      <w:r>
-        <w:t xml:space="preserve"> </w:t>
-      </w:r>
-      <w:r>
-        <w:t xml:space="preserve"> </w:t>
-      </w:r>
-      <w:r>
-        <w:rPr>
-          <w:rFonts w:ascii="David" w:hAnsi="David"/>
-        </w:rPr>
-        <w:t>שולחן ערוך אורח חיים רפ"ח:א</w:t>
-      </w:r>
-      <w:r>
-        <w:rPr>
-          <w:rFonts w:ascii="David" w:hAnsi="David"/>
-        </w:rPr>
-        <w:t>: fasting on Shabbos is prohibited (בסתם); those who nonetheless fast for a bad dream (תענית חלום) have specific dispensations. The general kal-vachomer for a Yom Tov that falls on Shabbos: the חיוב of עונג שבת demands eating, and delaying past חצות constitutes a תענית in fact even without intent.</w:t>
-      </w:r>
-    </w:p>
-    <w:p>
-      <w:r>
-        <w:rPr>
-          <w:b/>
-          <w:color w:val="1E3A8A"/>
-        </w:rPr>
-        <w:t xml:space="preserve">7. </w:t>
+        <w:t>גימטריא</w:t>
       </w:r>
       <w:r>
         <w:rPr>
@@ -1737,7 +2127,7 @@
           <w:b/>
           <w:color w:val="1E3A8A"/>
         </w:rPr>
-        <w:t>שולחן ערוך or"ח פ"ט:ג — no eating before davening.</w:t>
+        <w:t>) of אבינו מלכנו חטאנו לפניך.</w:t>
       </w:r>
       <w:r>
         <w:t xml:space="preserve"> </w:t>
@@ -1746,7 +2136,7 @@
         <w:rPr>
           <w:rFonts w:ascii="David" w:hAnsi="David"/>
         </w:rPr>
-        <w:t xml:space="preserve"> "אסור לו להתעסק בצרכיו או לילך לדרך עד שיתפלל תפילת שמונה עשרה, ולא לאכול ולא לשתות." The status of water is discussed in Mishna Berura ad loc.</w:t>
+        <w:t xml:space="preserve"> Origin: תענית כ"ה ע"ב (see yesterday's shiur, 2026-09-06, fn21-22). The gematria attribution is cited by ראשונים as a signature pattern.</w:t>
       </w:r>
     </w:p>
     <w:p>
@@ -1755,7 +2145,7 @@
           <w:b/>
           <w:color w:val="1E3A8A"/>
         </w:rPr>
-        <w:t xml:space="preserve">8. </w:t>
+        <w:t xml:space="preserve">6. </w:t>
       </w:r>
       <w:r>
         <w:rPr>
@@ -1763,16 +2153,128 @@
           <w:b/>
           <w:color w:val="1E3A8A"/>
         </w:rPr>
+        <w:t>Fasting on Shabbos past חצות — a חמורה prohibition.</w:t>
+      </w:r>
+      <w:r>
+        <w:t xml:space="preserve"> </w:t>
+      </w:r>
+      <w:r>
+        <w:t xml:space="preserve"> </w:t>
+      </w:r>
+      <w:r>
+        <w:rPr>
+          <w:rFonts w:ascii="David" w:hAnsi="David"/>
+        </w:rPr>
+        <w:t>שולחן ערוך אורח חיים רפ"ח:א</w:t>
+      </w:r>
+      <w:r>
+        <w:rPr>
+          <w:rFonts w:ascii="David" w:hAnsi="David"/>
+        </w:rPr>
+        <w:t>: fasting on Shabbos is prohibited (בסתם); those who nonetheless fast for a bad dream (תענית חלום) have specific dispensations. The general kal-vachomer (</w:t>
+      </w:r>
+      <w:r>
+        <w:rPr>
+          <w:rFonts w:ascii="David" w:hAnsi="David"/>
+        </w:rPr>
+        <w:t>קל וחומר</w:t>
+      </w:r>
+      <w:r>
+        <w:t>) for a Yom Tov (</w:t>
+      </w:r>
+      <w:r>
+        <w:rPr>
+          <w:rFonts w:ascii="David" w:hAnsi="David"/>
+        </w:rPr>
+        <w:t>יום טוב</w:t>
+      </w:r>
+      <w:r>
+        <w:rPr>
+          <w:rFonts w:ascii="David" w:hAnsi="David"/>
+        </w:rPr>
+        <w:t>) that falls on Shabbos: the חיוב of עונג שבת demands eating, and delaying past חצות constitutes a תענית in fact even without intent.</w:t>
+      </w:r>
+    </w:p>
+    <w:p>
+      <w:r>
+        <w:rPr>
+          <w:b/>
+          <w:color w:val="1E3A8A"/>
+        </w:rPr>
+        <w:t xml:space="preserve">7. </w:t>
+      </w:r>
+      <w:r>
+        <w:rPr>
+          <w:rFonts w:ascii="David" w:hAnsi="David"/>
+          <w:b/>
+          <w:color w:val="1E3A8A"/>
+        </w:rPr>
+        <w:t>שולחן ערוך or"ח פ"ט:ג — no eating before davening.</w:t>
+      </w:r>
+      <w:r>
+        <w:t xml:space="preserve"> </w:t>
+      </w:r>
+      <w:r>
+        <w:rPr>
+          <w:rFonts w:ascii="David" w:hAnsi="David"/>
+        </w:rPr>
+        <w:t xml:space="preserve"> "אסור לו להתעסק בצרכיו או לילך לדרך עד שיתפלל תפילת שמונה עשרה, ולא לאכול ולא לשתות." The status of water is discussed in Mishna Berura (</w:t>
+      </w:r>
+      <w:r>
+        <w:rPr>
+          <w:rFonts w:ascii="David" w:hAnsi="David"/>
+        </w:rPr>
+        <w:t>משנה ברורה</w:t>
+      </w:r>
+      <w:r>
+        <w:t>) ad loc.</w:t>
+      </w:r>
+    </w:p>
+    <w:p>
+      <w:r>
+        <w:rPr>
+          <w:b/>
+          <w:color w:val="1E3A8A"/>
+        </w:rPr>
+        <w:t xml:space="preserve">8. </w:t>
+      </w:r>
+      <w:r>
+        <w:rPr>
+          <w:rFonts w:ascii="David" w:hAnsi="David"/>
+          <w:b/>
+          <w:color w:val="1E3A8A"/>
+        </w:rPr>
         <w:t>Practical psak — drink coffee before davening on RH-שחל-בשבת.</w:t>
       </w:r>
       <w:r>
         <w:t xml:space="preserve"> </w:t>
       </w:r>
       <w:r>
+        <w:t xml:space="preserve"> The general leniency for drinking coffee (with cream/sugar according to some, or plain according to others) before davening on days when services will run long is discussed in Igros Moshe (</w:t>
+      </w:r>
+      <w:r>
         <w:rPr>
           <w:rFonts w:ascii="David" w:hAnsi="David"/>
         </w:rPr>
-        <w:t xml:space="preserve"> The general leniency for drinking coffee (with cream/sugar according to some, or plain according to others) before davening on days when services will run long is discussed in Igros Moshe or"ח and other modern teshuvos. The specific application to ר"ה שחל בשבת follows the principle: the דאורייתא concern of fasting on שבת trumps the (arguably הידור) concern of drinking before davening.</w:t>
+        <w:t>אגרות משה</w:t>
+      </w:r>
+      <w:r>
+        <w:rPr>
+          <w:rFonts w:ascii="David" w:hAnsi="David"/>
+        </w:rPr>
+        <w:t>) or"ח and other modern teshuvos (</w:t>
+      </w:r>
+      <w:r>
+        <w:rPr>
+          <w:rFonts w:ascii="David" w:hAnsi="David"/>
+        </w:rPr>
+        <w:t>תשובות</w:t>
+      </w:r>
+      <w:r>
+        <w:rPr>
+          <w:rFonts w:ascii="David" w:hAnsi="David"/>
+        </w:rPr>
+        <w:t>). The specific application to ר"ה שחל בשבת follows the principle: the דאורייתא concern of fasting on שבת trumps the (arguably הידור) concern of drinking before davening.</w:t>
       </w:r>
     </w:p>
     <w:p>
@@ -1836,7 +2338,40 @@
         <w:rPr>
           <w:rFonts w:ascii="David" w:hAnsi="David"/>
         </w:rPr>
-        <w:t>: "אסור להתענות בשבת... ואפילו התענות שעה אחת אסור." The related sugya on בכי is in Rama on same siman and in Mishna Berura discussing whether tears break oneg. Tears from which one derives spiritual הנאה (רב חיים ויטאל and Reishis Chochma) are permitted.</w:t>
+        <w:t>: "אסור להתענות בשבת... ואפילו התענות שעה אחת אסור." The related sugya (</w:t>
+      </w:r>
+      <w:r>
+        <w:rPr>
+          <w:rFonts w:ascii="David" w:hAnsi="David"/>
+        </w:rPr>
+        <w:t>סוגיא</w:t>
+      </w:r>
+      <w:r>
+        <w:rPr>
+          <w:rFonts w:ascii="David" w:hAnsi="David"/>
+        </w:rPr>
+        <w:t>) on בכי is in Rama (</w:t>
+      </w:r>
+      <w:r>
+        <w:rPr>
+          <w:rFonts w:ascii="David" w:hAnsi="David"/>
+        </w:rPr>
+        <w:t>רמ"א</w:t>
+      </w:r>
+      <w:r>
+        <w:t>) on same siman (</w:t>
+      </w:r>
+      <w:r>
+        <w:rPr>
+          <w:rFonts w:ascii="David" w:hAnsi="David"/>
+        </w:rPr>
+        <w:t>סימן</w:t>
+      </w:r>
+      <w:r>
+        <w:rPr>
+          <w:rFonts w:ascii="David" w:hAnsi="David"/>
+        </w:rPr>
+        <w:t>) and in Mishna Berura discussing whether tears break oneg. Tears from which one derives spiritual הנאה (רב חיים ויטאל and Reishis Chochma) are permitted.</w:t>
       </w:r>
     </w:p>
     <w:p>
@@ -1859,10 +2394,19 @@
         <w:t xml:space="preserve"> </w:t>
       </w:r>
       <w:r>
+        <w:t xml:space="preserve"> The Arizal's derech (</w:t>
+      </w:r>
+      <w:r>
         <w:rPr>
           <w:rFonts w:ascii="David" w:hAnsi="David"/>
         </w:rPr>
-        <w:t xml:space="preserve"> The Arizal's derech on ר"ה is captured in שער הכוונות and פרי עץ חיים (שער ראש השנה); the specific ruling on tears involves the tension between שבת/יום טוב oneg and the day's דין character.</w:t>
+        <w:t>דרך</w:t>
+      </w:r>
+      <w:r>
+        <w:rPr>
+          <w:rFonts w:ascii="David" w:hAnsi="David"/>
+        </w:rPr>
+        <w:t>) on ר"ה is captured in שער הכוונות and פרי עץ חיים (שער ראש השנה); the specific ruling on tears involves the tension between שבת/יום טוב oneg and the day's דין character.</w:t>
       </w:r>
     </w:p>
     <w:p>
@@ -1914,19 +2458,37 @@
         <w:t xml:space="preserve"> </w:t>
       </w:r>
       <w:r>
-        <w:t xml:space="preserve"> Rav Eliyahu de Vidas's </w:t>
+        <w:t xml:space="preserve"> Rav Eliyahu de Vidas (</w:t>
       </w:r>
       <w:r>
         <w:rPr>
           <w:rFonts w:ascii="David" w:hAnsi="David"/>
         </w:rPr>
+        <w:t>רבי אליהו די וידאש</w:t>
+      </w:r>
+      <w:r>
+        <w:t xml:space="preserve">)'s </w:t>
+      </w:r>
+      <w:r>
+        <w:rPr>
+          <w:rFonts w:ascii="David" w:hAnsi="David"/>
+        </w:rPr>
         <w:t>ראשית חכמה</w:t>
       </w:r>
       <w:r>
+        <w:t xml:space="preserve"> (16th century Tzfas (</w:t>
+      </w:r>
+      <w:r>
         <w:rPr>
           <w:rFonts w:ascii="David" w:hAnsi="David"/>
         </w:rPr>
-        <w:t xml:space="preserve"> (16th century Tzfas). The practice of touching a tear to the forehead as a symbolic כפרה gesture appears in the שער התשובה section.</w:t>
+        <w:t>צפת</w:t>
+      </w:r>
+      <w:r>
+        <w:rPr>
+          <w:rFonts w:ascii="David" w:hAnsi="David"/>
+        </w:rPr>
+        <w:t>)). The practice of touching a tear to the forehead as a symbolic כפרה gesture appears in the שער התשובה section.</w:t>
       </w:r>
     </w:p>
     <w:p>
@@ -1990,7 +2552,16 @@
         <w:rPr>
           <w:rFonts w:ascii="David" w:hAnsi="David"/>
         </w:rPr>
-        <w:t>: "וכן מי שישן בראש השנה ביום מזלו ישן, אבל אם ישן אחר חצות אין קפידה." The formulation in the שולחן ערוך itself acknowledges the post-חצות leniency; Rama and later poskim expand.</w:t>
+        <w:t>: "וכן מי שישן בראש השנה ביום מזלו ישן, אבל אם ישן אחר חצות אין קפידה." The formulation in the שולחן ערוך itself acknowledges the post-חצות leniency; Rama and later poskim (</w:t>
+      </w:r>
+      <w:r>
+        <w:rPr>
+          <w:rFonts w:ascii="David" w:hAnsi="David"/>
+        </w:rPr>
+        <w:t>פוסקים</w:t>
+      </w:r>
+      <w:r>
+        <w:t>) expand.</w:t>
       </w:r>
     </w:p>
     <w:p>
@@ -2016,7 +2587,19 @@
         <w:rPr>
           <w:rFonts w:ascii="David" w:hAnsi="David"/>
         </w:rPr>
-        <w:t xml:space="preserve"> Both traditions converge on the "מזל" concern being about the morning specifically; post-חצות is permitted. See מעשה רב for the Gra's specific מנהג.</w:t>
+        <w:t xml:space="preserve"> Both traditions converge on the "מזל" concern being about the morning specifically; post-חצות is permitted. See מעשה רב for the Gra (</w:t>
+      </w:r>
+      <w:r>
+        <w:rPr>
+          <w:rFonts w:ascii="David" w:hAnsi="David"/>
+        </w:rPr>
+        <w:t>הגר"א</w:t>
+      </w:r>
+      <w:r>
+        <w:rPr>
+          <w:rFonts w:ascii="David" w:hAnsi="David"/>
+        </w:rPr>
+        <w:t>)'s specific מנהג.</w:t>
       </w:r>
     </w:p>
     <w:p>
@@ -2039,10 +2622,19 @@
         <w:t xml:space="preserve"> </w:t>
       </w:r>
       <w:r>
+        <w:t xml:space="preserve"> The MB (</w:t>
+      </w:r>
+      <w:r>
         <w:rPr>
           <w:rFonts w:ascii="David" w:hAnsi="David"/>
         </w:rPr>
-        <w:t xml:space="preserve"> The MB rules that if a person needs sleep to be able to daven with kavanah, sleeping is preferable to idle awake time. The overriding value is the עבודת היום.</w:t>
+        <w:t>מ"ב</w:t>
+      </w:r>
+      <w:r>
+        <w:rPr>
+          <w:rFonts w:ascii="David" w:hAnsi="David"/>
+        </w:rPr>
+        <w:t>) rules that if a person needs sleep to be able to daven with kavanah, sleeping is preferable to idle awake time. The overriding value is the עבודת היום.</w:t>
       </w:r>
     </w:p>
     <w:p>
@@ -2068,7 +2660,16 @@
         <w:rPr>
           <w:rFonts w:ascii="David" w:hAnsi="David"/>
         </w:rPr>
-        <w:t xml:space="preserve"> The minhag of reciting תהילים מ"ז seven times before תקיעות is codified in Machzor Vitry and later widespread. The seven-fold corresponds to the seven mentions of </w:t>
+        <w:t xml:space="preserve"> The minhag of reciting תהילים מ"ז seven times before תקיעות is codified in Machzor Vitry (</w:t>
+      </w:r>
+      <w:r>
+        <w:rPr>
+          <w:rFonts w:ascii="David" w:hAnsi="David"/>
+        </w:rPr>
+        <w:t>מחזור ויטרי</w:t>
+      </w:r>
+      <w:r>
+        <w:t xml:space="preserve">) and later widespread. The seven-fold corresponds to the seven mentions of </w:t>
       </w:r>
       <w:r>
         <w:rPr>
@@ -2179,7 +2780,37 @@
         <w:rPr>
           <w:rFonts w:ascii="David" w:hAnsi="David"/>
         </w:rPr>
-        <w:t xml:space="preserve"> Standard מנהג codified in Machzor and Kitzur Shulchan Aruch. Done in front of three (a beis din of laymen suffices), with the standard נוסח printed in every Machzor. Roots in </w:t>
+        <w:t xml:space="preserve"> Standard מנהג codified in Machzor (</w:t>
+      </w:r>
+      <w:r>
+        <w:rPr>
+          <w:rFonts w:ascii="David" w:hAnsi="David"/>
+        </w:rPr>
+        <w:t>מחזור</w:t>
+      </w:r>
+      <w:r>
+        <w:t>) and Kitzur Shulchan Aruch (</w:t>
+      </w:r>
+      <w:r>
+        <w:rPr>
+          <w:rFonts w:ascii="David" w:hAnsi="David"/>
+        </w:rPr>
+        <w:t>קיצור שולחן ערוך</w:t>
+      </w:r>
+      <w:r>
+        <w:t>). Done in front of three (a beis din (</w:t>
+      </w:r>
+      <w:r>
+        <w:rPr>
+          <w:rFonts w:ascii="David" w:hAnsi="David"/>
+        </w:rPr>
+        <w:t>בית דין</w:t>
+      </w:r>
+      <w:r>
+        <w:rPr>
+          <w:rFonts w:ascii="David" w:hAnsi="David"/>
+        </w:rPr>
+        <w:t xml:space="preserve">) of laymen suffices), with the standard נוסח printed in every Machzor. Roots in </w:t>
       </w:r>
       <w:r>
         <w:rPr>
@@ -2214,10 +2845,19 @@
         <w:t xml:space="preserve"> </w:t>
       </w:r>
       <w:r>
+        <w:t xml:space="preserve"> The private declaration made at home (in some ashkenaz (</w:t>
+      </w:r>
+      <w:r>
         <w:rPr>
           <w:rFonts w:ascii="David" w:hAnsi="David"/>
         </w:rPr>
-        <w:t xml:space="preserve"> The private declaration made at home (in some ashkenaz traditions on ערב ראש השנה, in others as part of כל נדרי on יום כיפור) that no future statement of intention should carry נדר-status unless the word "נדר" is explicitly said. Codified in </w:t>
+        <w:t>אשכנז</w:t>
+      </w:r>
+      <w:r>
+        <w:rPr>
+          <w:rFonts w:ascii="David" w:hAnsi="David"/>
+        </w:rPr>
+        <w:t xml:space="preserve">) traditions on ערב ראש השנה, in others as part of כל נדרי on יום כיפור) that no future statement of intention should carry נדר-status unless the word "נדר" is explicitly said. Codified in </w:t>
       </w:r>
       <w:r>
         <w:rPr>
@@ -2361,10 +3001,28 @@
         <w:t xml:space="preserve"> </w:t>
       </w:r>
       <w:r>
+        <w:t xml:space="preserve"> Rav Hai Gaon (</w:t>
+      </w:r>
+      <w:r>
         <w:rPr>
           <w:rFonts w:ascii="David" w:hAnsi="David"/>
         </w:rPr>
-        <w:t xml:space="preserve"> Rav Hai Gaon's teshuvos on liturgical matters are cited in later ראשונים (Tur, Beis Yosef) as the strongest Geonic pushback against inserted piyutim. Specific teshuvah locations in </w:t>
+        <w:t>רב האי גאון</w:t>
+      </w:r>
+      <w:r>
+        <w:rPr>
+          <w:rFonts w:ascii="David" w:hAnsi="David"/>
+        </w:rPr>
+        <w:t>)'s teshuvos on liturgical matters are cited in later ראשונים (Tur, Beis Yosef (</w:t>
+      </w:r>
+      <w:r>
+        <w:rPr>
+          <w:rFonts w:ascii="David" w:hAnsi="David"/>
+        </w:rPr>
+        <w:t>בית יוסף</w:t>
+      </w:r>
+      <w:r>
+        <w:t xml:space="preserve">)) as the strongest Geonic pushback against inserted piyutim. Specific teshuvah locations in </w:t>
       </w:r>
       <w:r>
         <w:rPr>
@@ -2434,7 +3092,16 @@
         <w:t xml:space="preserve"> </w:t>
       </w:r>
       <w:r>
-        <w:t xml:space="preserve"> The Tur cites Rav Hai and the Rosh together in </w:t>
+        <w:t xml:space="preserve"> The Tur cites Rav Hai and the Rosh (</w:t>
+      </w:r>
+      <w:r>
+        <w:rPr>
+          <w:rFonts w:ascii="David" w:hAnsi="David"/>
+        </w:rPr>
+        <w:t>רא"ש</w:t>
+      </w:r>
+      <w:r>
+        <w:t xml:space="preserve">) together in </w:t>
       </w:r>
       <w:r>
         <w:rPr>
@@ -2472,7 +3139,28 @@
         <w:rPr>
           <w:rFonts w:ascii="David" w:hAnsi="David"/>
         </w:rPr>
-        <w:t xml:space="preserve"> The Gra's נוסח (as recorded in מעשה רב and the Aderes) omits many yotzros and repositions others outside the ברכות. Communities following Nusach HaGra maintain this practice.</w:t>
+        <w:t xml:space="preserve"> The Gra's נוסח (as recorded in מעשה רב and the Aderes (</w:t>
+      </w:r>
+      <w:r>
+        <w:rPr>
+          <w:rFonts w:ascii="David" w:hAnsi="David"/>
+        </w:rPr>
+        <w:t>אדר"ת</w:t>
+      </w:r>
+      <w:r>
+        <w:t>)) omits many yotzros (</w:t>
+      </w:r>
+      <w:r>
+        <w:rPr>
+          <w:rFonts w:ascii="David" w:hAnsi="David"/>
+        </w:rPr>
+        <w:t>יוצרות</w:t>
+      </w:r>
+      <w:r>
+        <w:rPr>
+          <w:rFonts w:ascii="David" w:hAnsi="David"/>
+        </w:rPr>
+        <w:t>) and repositions others outside the ברכות. Communities following Nusach HaGra maintain this practice.</w:t>
       </w:r>
     </w:p>
     <w:p>
@@ -2507,7 +3195,19 @@
         <w:rPr>
           <w:rFonts w:ascii="David" w:hAnsi="David"/>
         </w:rPr>
-        <w:t xml:space="preserve"> (מנהגים) — the Maharil (Rav Yaakov Moellin, 1360–1427) codified the אשכנז מנהגים and issued strong rulings against altering communal practice, including on liturgical questions. The rule about correcting grammar but not meaning is specifically preserved in his responses to inquiries from various communities.</w:t>
+        <w:t xml:space="preserve"> (מנהגים) — the Maharil (Rav Yaakov Moellin (</w:t>
+      </w:r>
+      <w:r>
+        <w:rPr>
+          <w:rFonts w:ascii="David" w:hAnsi="David"/>
+        </w:rPr>
+        <w:t>רבי יעקב מולין</w:t>
+      </w:r>
+      <w:r>
+        <w:rPr>
+          <w:rFonts w:ascii="David" w:hAnsi="David"/>
+        </w:rPr>
+        <w:t>), 1360–1427) codified the אשכנז מנהגים and issued strong rulings against altering communal practice, including on liturgical questions. The rule about correcting grammar but not meaning is specifically preserved in his responses to inquiries from various communities.</w:t>
       </w:r>
     </w:p>
     <w:p>
@@ -2562,7 +3262,19 @@
         <w:rPr>
           <w:rFonts w:ascii="David" w:hAnsi="David"/>
         </w:rPr>
-        <w:t xml:space="preserve"> Traditions vary: some early ראשונים identified him with a tannaic figure (רבי אלעזר בר' שמעון or רבי אלעזר בר' יוסי הגלילי); modern scholarship (based on linguistic and historical analysis) places him in 6th-7th century ארץ ישראל. The "bee stinging the tongue" legend and other hagiographic elements are widely transmitted; specific printed sources vary.</w:t>
+        <w:t xml:space="preserve"> Traditions vary: some early ראשונים identified him with a tannaic (</w:t>
+      </w:r>
+      <w:r>
+        <w:rPr>
+          <w:rFonts w:ascii="David" w:hAnsi="David"/>
+        </w:rPr>
+        <w:t>תנא</w:t>
+      </w:r>
+      <w:r>
+        <w:rPr>
+          <w:rFonts w:ascii="David" w:hAnsi="David"/>
+        </w:rPr>
+        <w:t>) figure (רבי אלעזר בר' שמעון or רבי אלעזר בר' יוסי הגלילי); modern scholarship (based on linguistic and historical analysis) places him in 6th-7th century ארץ ישראל. The "bee stinging the tongue" legend and other hagiographic elements are widely transmitted; specific printed sources vary.</w:t>
       </w:r>
     </w:p>
     <w:p>
@@ -2591,7 +3303,23 @@
           <w:color w:val="5A4B1A"/>
           <w:sz w:val="18"/>
         </w:rPr>
-        <w:t xml:space="preserve"> the biographical legends around הקליר are oral/hagiographic; scholarly identification remains contested. The tannaitic identification appears in Tosafos (חגיגה י"ג) and elsewhere; modern academic consensus differs.</w:t>
+        <w:t xml:space="preserve"> the biographical legends around הקליר are oral/hagiographic; scholarly identification remains contested. The tannaitic identification appears in Tosafos (</w:t>
+      </w:r>
+      <w:r>
+        <w:rPr>
+          <w:rFonts w:ascii="David" w:hAnsi="David"/>
+          <w:color w:val="5A4B1A"/>
+          <w:sz w:val="18"/>
+        </w:rPr>
+        <w:t>תוספות</w:t>
+      </w:r>
+      <w:r>
+        <w:rPr>
+          <w:rFonts w:ascii="David" w:hAnsi="David"/>
+          <w:color w:val="5A4B1A"/>
+          <w:sz w:val="18"/>
+        </w:rPr>
+        <w:t>) (חגיגה י"ג) and elsewhere; modern academic consensus differs.</w:t>
       </w:r>
     </w:p>
     <w:p>
